--- a/published/ai-organizations/02_collective_intelligence/05_action/study-guides/05_action-practice_quiz.docx
+++ b/published/ai-organizations/02_collective_intelligence/05_action/study-guides/05_action-practice_quiz.docx
@@ -4,7 +4,12 @@
   <w:body>
     <w:p>
       <w:r>
-        <w:t>Practice Quiz: Action</w:t>
+        <w:t>Practice Quiz: Collective Intelligence — Module 05: Action</w:t>
+      </w:r>
+    </w:p>
+    <w:p>
+      <w:r>
+        <w:t>Name : _ _ _  Date : _ _ _</w:t>
       </w:r>
     </w:p>
     <w:p>
@@ -14,98 +19,57 @@
     </w:p>
     <w:p>
       <w:r>
-        <w:t>What is the primary role of Action in Active Inference?</w:t>
-        <w:br/>
-        <w:t>A) To maximize reward</w:t>
-        <w:br/>
-        <w:t>B) To minimize variational free energy</w:t>
-        <w:br/>
-        <w:t>C) To increase entropy</w:t>
-        <w:br/>
-        <w:t>D) To eliminate the Markov Blanket</w:t>
+        <w:t>Reciprocal interdependence differs from sequential interdependence in that: A) It is simpler B) Members continuously adjust to each other in real-time, requiring shared mental models and high-bandwidth communication C) It only involves two people D) It doesn't require coordination</w:t>
       </w:r>
     </w:p>
     <w:p>
       <w:r>
-        <w:t>In Organizations, Action is best described as:</w:t>
-        <w:br/>
-        <w:t>A) A static property</w:t>
-        <w:br/>
-        <w:t>B) A dynamic process</w:t>
-        <w:br/>
-        <w:t>C) An external state</w:t>
-        <w:br/>
-        <w:t>D) A random variable</w:t>
+        <w:t>Stigmergic coordination works by: A) Direct verbal communication B) Agents responding to traces left in the shared environment by others (e.g., Kanban boards, wikis) C) Central command D) Random behavior</w:t>
       </w:r>
     </w:p>
     <w:p>
       <w:r>
-        <w:t>Which mathematical quantity is most central to Action?</w:t>
-        <w:br/>
-        <w:t>A) The Lagrangian</w:t>
-        <w:br/>
-        <w:t>B) The expected free energy</w:t>
-        <w:br/>
-        <w:t>C) The surprisal</w:t>
-        <w:br/>
-        <w:t>D) The precision</w:t>
+        <w:t>Wikipedia's coordination model is primarily: A) Top-down editorial control B) Stigmergic — editors respond to the state of articles without central task assignment C) Committee-based D) Automated</w:t>
       </w:r>
     </w:p>
     <w:p>
       <w:r>
-        <w:t>How does Action relate to the concept of the Generative Model?</w:t>
-        <w:br/>
-        <w:t>A) It is separate from the model</w:t>
-        <w:br/>
-        <w:t>B) It is a component of the model</w:t>
-        <w:br/>
-        <w:t>C) It destroys the model</w:t>
-        <w:br/>
-        <w:t>D) It is only relevant for the environment</w:t>
+        <w:t>The autonomy-alignment trade-off reflects: A) A budget decision B) The tension between individual freedom to use expertise and the need for collective coherence C) A work-life balance issue D) A technology choice</w:t>
       </w:r>
     </w:p>
     <w:p>
       <w:r>
-        <w:t>A failure in Action would likely result in:</w:t>
-        <w:br/>
-        <w:t>A) Perfect prediction</w:t>
-        <w:br/>
-        <w:t>B) Generalized surprise</w:t>
-        <w:br/>
-        <w:t>C) Immediate death of the agent</w:t>
-        <w:br/>
-        <w:t>D) Zero entropy</w:t>
+        <w:t>Implicit coordination occurs when: A) The manager gives detailed instructions B) Team members predict each other's behavior using shared mental models, enabling coordination without explicit communication C) Everyone reads the project plan D) There is no coordination</w:t>
       </w:r>
     </w:p>
     <w:p>
       <w:r>
-        <w:t>Which scale is most relevant for analyzing Action in this course?</w:t>
-        <w:br/>
-        <w:t>A) Quantum</w:t>
-        <w:br/>
-        <w:t>B) Neural</w:t>
-        <w:br/>
-        <w:t>C) Social</w:t>
-        <w:br/>
-        <w:t>D) All of the above</w:t>
+        <w:t>A team experiences coordination loss when: A) The team is too small B) The overhead of coordinating exceeds the benefits of collective action C) The team works too fast D) Individual members are too autonomous</w:t>
       </w:r>
     </w:p>
     <w:p>
       <w:r>
-        <w:t>Action connects directly to which other component?</w:t>
-        <w:br/>
-        <w:t>A) The step before it</w:t>
-        <w:br/>
-        <w:t>B) The step after it</w:t>
-        <w:br/>
-        <w:t>C) Both A and B</w:t>
-        <w:br/>
-        <w:t>D) None of the above</w:t>
+        <w:t>The highest level of task interdependence is: A) Parallel (independent tasks) B) Sequential (output → input) C) Reciprocal (continuous mutual adjustment) D) Intensive (simultaneous contribution to single output)</w:t>
       </w:r>
     </w:p>
     <w:p>
       <w:r>
-        <w:t>Part B: Short Answer</w:t>
+        <w:t>Part B: Short Analysis</w:t>
+      </w:r>
+    </w:p>
+    <w:p>
+      <w:r>
+        <w:t>Your team uses a daily standup, a weekly planning meeting, and a bi-weekly retrospective. Analyze each meeting as a coordination mechanism. Is it explicit or implicit? Does it match the team's level of task interdependence?</w:t>
+      </w:r>
+    </w:p>
+    <w:p>
+      <w:r>
+        <w:t>An open-source software project has 500 contributors with no formal hierarchy. Design the coordination architecture needed for this project using stigmergic principles.</w:t>
+      </w:r>
+    </w:p>
+    <w:p>
+      <w:r>
+        <w:t>Your team has grown from 5 to 15 people and coordination has broken down. People duplicate work, handoffs are missed, and nobody knows what others are doing. Diagnose the coordination failure and propose a redesigned action structure.</w:t>
       </w:r>
     </w:p>
     <w:sectPr>
